--- a/example_articles/states/Kentucky/6.states_Kentucky_Other_publisher.docx
+++ b/example_articles/states/Kentucky/6.states_Kentucky_Other_publisher.docx
@@ -27,17 +27,17 @@
     </w:p>
     <w:p>
       <w:r>
-        <w:t>Source File: Other publishers/Files (500) (3).DOCX</w:t>
+        <w:t>Source file: Other publishers/Files (500) (3).DOCX</w:t>
       </w:r>
     </w:p>
     <w:p>
       <w:r>
-        <w:t>Raw locations result: ['Kentucky']</w:t>
+        <w:t>Raw locations result, 'locations': ['Kentucky']</w:t>
       </w:r>
     </w:p>
     <w:p>
       <w:r>
-        <w:t>states_stand_flat (Standardized): Kentucky</w:t>
+        <w:t>Standardized locations result, 'states_stand_flat': Kentucky</w:t>
       </w:r>
     </w:p>
     <w:p>

--- a/example_articles/states/Kentucky/6.states_Kentucky_Other_publisher.docx
+++ b/example_articles/states/Kentucky/6.states_Kentucky_Other_publisher.docx
@@ -7,7 +7,7 @@
         <w:pStyle w:val="Heading1"/>
       </w:pPr>
       <w:r>
-        <w:t>ONE THING TO DO WHEN HOUSING MARKETS DON'T WORK</w:t>
+        <w:t>U.S. wage disparity took another left turn; Economic, job growth translate into deepening gap between wealthiest, poorest Americans; WAGES</w:t>
       </w:r>
     </w:p>
     <w:p>
@@ -17,17 +17,17 @@
     </w:p>
     <w:p>
       <w:r>
-        <w:t>Date: 2022-06-09</w:t>
+        <w:t>Date: 2017-02-27</w:t>
       </w:r>
     </w:p>
     <w:p>
       <w:r>
-        <w:t>Section: OPINION; Pg. A-11</w:t>
+        <w:t>Section: ; Pg. SB4</w:t>
       </w:r>
     </w:p>
     <w:p>
       <w:r>
-        <w:t>Source file: Other publishers/Files (500) (3).DOCX</w:t>
+        <w:t>Source file: Other publishers/Files (500) (8).DOCX</w:t>
       </w:r>
     </w:p>
     <w:p>
@@ -49,31 +49,25 @@
     </w:p>
     <w:p>
       <w:r>
-        <w:t>The new form of housing will be one part of a viable and long-overdue alternative to prevailing market-based housing policies, policies that leave affordable housing in the hands of for-profit developers and unregulated markets. On May 25, Mayor Ed Gainey signed a resolution for the City of Pittsburgh to explore Limited-Equity Cooperatives (LECs) as a remedy to the city's affordable housing shortage. We applaud the leadership of our elected officials here and encourage further steps in this direction.</w:t>
+        <w:t>Workers load stakes onto a tractor in Simpsonville, Kentucky. Economic growth hasn't managed to reduce a wage gap.</w:t>
         <w:br/>
-        <w:t>A LEC is collectively owned and democratically managed by its residents. Residents buy into a LEC by purchasing shares. LECs can keep housing accessible and secure by offering shares below the costs of market-rate housing and by limiting the amount of equity that anyone can gain when selling their shares.</w:t>
+        <w:t>The picture on income inequality in America just got a little bleaker.</w:t>
         <w:br/>
-        <w:t>According to a 2017 Public Source study, Pittsburgh faces a shortage of an estimated 17,000 housing units at or below 50% of the area median income. This figure significantly under-represents actual need, given that so many have given up finding affordable housing in the city.</w:t>
+        <w:t>Top wage earners last year made 5.05 times what their lowest-income counterparts took home, the widest gap in data going back to 1979, according to the Labor Department. What's worse, it shows the most recent improvement - in 2014 - was just a blip, and the trend is again moving in the wrong direction seen over almost four decades.</w:t>
         <w:br/>
-        <w:t>The problem that Pittsburgh faces, cities all across the world face. From former industrial hubs of the rust belt to rapidly urbanizing cities of the global south, growing numbers of people are housing insecure. In 2019, one United Nations estimate calculated that 1.8 billion people across the world lacked adequate shelter. Continually rising rents, stagnating wages, financializing global markets, and a global pandemic are adding to this human tragedy.</w:t>
+        <w:t>Resilient economic growth and a solid stretch of hiring the past few years had raised expectations that the gap between rich and lower-income workers would shrink in a sustained manner.</w:t>
         <w:br/>
-        <w:t>But it is not inevitable, especially in America. It is the result of a long sequence of policy choices that turned housing from a social good and a basic human right into a source of profits for a shrinking group of individuals and financial firms.</w:t>
+        <w:t>The reality was disappointing. The growing divide underscores the angst that helped land President Donald Trump in the White House, with his appeal to working-class voters feeling left behind in the economy.</w:t>
         <w:br/>
-        <w:t>Since the 1970s, policymakers have tried to address affordable housing shortages with market-driven approaches. They have transferred large stocks of land and public resources to developers through tax credits, subsidies, and other incentives, arguing that these exchanges will ultimately benefit the public. Yet, housing has become increasingly unaffordable for residents.</w:t>
+        <w:t>Americans near the top of the income scale, whose weekly earnings exceed those of 90 percent of all full-time wage and salary workers, made at least $2,095 in a typical week last year, according to the report released Jan. 24. Those in the bottom 10 percent earned less than $415.</w:t>
         <w:br/>
-        <w:t>Policymakers in Pittsburgh have endorsed these approaches since the 1990s, sometimes against residents' expressed wishes. Our research found that these approaches have failed to deliver what they promised. They deprived the public of valuable land and buildings, saddled tax payers with exorbitant costs (sometimes up to $400,000 per unit), destroyed thousands more affordable units than they constructed, curtailed residents' ability to influence policy decisions, and contributed to the exodus of the city's Black residents.</w:t>
+        <w:t>It's not all bad news: The latest figures show overall median weekly earnings for the 101 million workers 25 years or older last year climbed about 3 percent to $885, from $860 in 2015. The 2016 figures were reported by the Labor Department this week along with its fourth-quarter data from a survey of U.S. households.</w:t>
         <w:br/>
-        <w:t>Market-driven approaches have been rebranded many times. But the outcome is the same: enriching a few private interests at the expense of the city's taxpayers and most vulnerable residents. UN Special Rapporteurs on the Right to Adequate Housing have demonstrated that the commodification of housing violates the obligations governments have under international law to protect housing as a human right. There is growing international pressure to shift public policies in just the direction that this new legislation on LECs takes us.</w:t>
+        <w:t>Wage disparities tend to be counter-cyclical, rising during times of slower economic growth, and usually shrinking when the business cycle accelerates. Of course, inclusive policies and opportunities to move up the socioeconomic ladder also play a huge role.</w:t>
         <w:br/>
-        <w:t>Globally, policymakers, residents, and activists demanding a "right to the city" are developing alternatives to market-based housing approaches. Some are re-municipalizing public services, including affordable housing.</w:t>
+        <w:t>While the economy has grown at a historically modest 2.1 percent rate on average in the current expansion that began in mid-2009, the U.S. is almost at full employment now and the tight labor market has sparked hope that workers across the board will eventually see a lasting pickup in wage growth. Whether paychecks also reflect less inequality in coming years is anyone's guess.</w:t>
         <w:br/>
-        <w:t>Last fall, policymakers in Berlin held a referendum where the city's residents voted to turn large numbers of privately-owned rental units back into public housing. Others pursue more community-based approaches. Activists in New York and Chicago have won campaigns to turn abandoned properties into community land trusts. By de-commodifying housing, these models can better provide low-income and working-class residents with permanently affordable homes that are essential to stable communities.</w:t>
-        <w:br/>
-        <w:t>Pittsburgh's residents need leaders who will fight for their right to remain in, or return to, places where they choose to live. This fight requires leaders to acknowledge persistent policy failures, stand up against the special interests who benefit from market-driven policies, and to develop new approaches that center the human right to housing.</w:t>
-        <w:br/>
-        <w:t>The resolution signed by Mayor Gainey, and the LECs that should follow, are a meaningful step in this direction and deserve the support of our elected leaders.</w:t>
-        <w:br/>
-        <w:t>Daniel McClymonds is a doctoral candidate, Jackie Smith is a professor and Connor Chapman is a doctoral student in the University of Pittsburgh's Department of Sociology.</w:t>
+        <w:t>Meanwhile, a stubborn gender gap persists among workers 16 years or older, the age-group usually used for such comparisons. Women's weekly take-home pay relative to men's has hovered within a narrow range during most of this economic recovery, instead of building on the improvement seen in prior decades.</w:t>
       </w:r>
     </w:p>
     <w:sectPr>
